--- a/AI_Agents_and_Advanced_Fine_Tuning_Bootcamp/Lab_Walkthroughs/Week_07_Lab_A_ppo_on_an_llm_with_trl.docx
+++ b/AI_Agents_and_Advanced_Fine_Tuning_Bootcamp/Lab_Walkthroughs/Week_07_Lab_A_ppo_on_an_llm_with_trl.docx
@@ -96,7 +96,7 @@
           <w:color w:val="333333"/>
           <w:sz w:val="22"/>
         </w:rPr>
-        <w:t>Cluster workspace from week 1 plus week-specific deps in the requirements.txt that ships with this lab.</w:t>
+        <w:t>2x GPU; pip install trl peft. Preference data: 5K pairs from the lab repo.</w:t>
       </w:r>
     </w:p>
     <w:p>
@@ -118,7 +118,7 @@
           <w:color w:val="333333"/>
           <w:sz w:val="22"/>
         </w:rPr>
-        <w:t>Concept list available in the class notes for this week.</w:t>
+        <w:t>Reward model from pairwise preferences</w:t>
       </w:r>
     </w:p>
     <w:p>
@@ -130,7 +130,19 @@
           <w:color w:val="333333"/>
           <w:sz w:val="22"/>
         </w:rPr>
-        <w:t>Lab guide TA reviews the concepts in the first 15 minutes.</w:t>
+        <w:t>PPO loop: rollout, score, KL-penalized update</w:t>
+      </w:r>
+    </w:p>
+    <w:p>
+      <w:pPr>
+        <w:pStyle w:val="ListBullet"/>
+      </w:pPr>
+      <w:r>
+        <w:rPr>
+          <w:color w:val="333333"/>
+          <w:sz w:val="22"/>
+        </w:rPr>
+        <w:t>KL to the reference model prevents reward hacking</w:t>
       </w:r>
     </w:p>
     <w:p>
@@ -211,7 +223,150 @@
           <w:color w:val="101010"/>
           <w:sz w:val="18"/>
         </w:rPr>
-        <w:t># Starter code is in the lab repo: see lab_starter.py.</w:t>
+        <w:t>from trl import PPOConfig, PPOTrainer</w:t>
+      </w:r>
+    </w:p>
+    <w:p>
+      <w:pPr>
+        <w:spacing w:after="0" w:before="0"/>
+      </w:pPr>
+      <w:r>
+        <w:rPr>
+          <w:rFonts w:ascii="Consolas" w:hAnsi="Consolas"/>
+          <w:color w:val="101010"/>
+          <w:sz w:val="18"/>
+        </w:rPr>
+        <w:t xml:space="preserve"> </w:t>
+      </w:r>
+    </w:p>
+    <w:p>
+      <w:pPr>
+        <w:spacing w:after="0" w:before="0"/>
+      </w:pPr>
+      <w:r>
+        <w:rPr>
+          <w:rFonts w:ascii="Consolas" w:hAnsi="Consolas"/>
+          <w:color w:val="101010"/>
+          <w:sz w:val="18"/>
+        </w:rPr>
+        <w:t>cfg = PPOConfig(model_name=BASE_1B, learning_rate=1e-6,</w:t>
+      </w:r>
+    </w:p>
+    <w:p>
+      <w:pPr>
+        <w:spacing w:after="0" w:before="0"/>
+      </w:pPr>
+      <w:r>
+        <w:rPr>
+          <w:rFonts w:ascii="Consolas" w:hAnsi="Consolas"/>
+          <w:color w:val="101010"/>
+          <w:sz w:val="18"/>
+        </w:rPr>
+        <w:t xml:space="preserve">                batch_size=32, mini_batch_size=8, kl_coef=0.05)</w:t>
+      </w:r>
+    </w:p>
+    <w:p>
+      <w:pPr>
+        <w:spacing w:after="0" w:before="0"/>
+      </w:pPr>
+      <w:r>
+        <w:rPr>
+          <w:rFonts w:ascii="Consolas" w:hAnsi="Consolas"/>
+          <w:color w:val="101010"/>
+          <w:sz w:val="18"/>
+        </w:rPr>
+        <w:t>trainer = PPOTrainer(cfg, model, ref_model, tokenizer)</w:t>
+      </w:r>
+    </w:p>
+    <w:p>
+      <w:pPr>
+        <w:spacing w:after="0" w:before="0"/>
+      </w:pPr>
+      <w:r>
+        <w:rPr>
+          <w:rFonts w:ascii="Consolas" w:hAnsi="Consolas"/>
+          <w:color w:val="101010"/>
+          <w:sz w:val="18"/>
+        </w:rPr>
+        <w:t>for batch in prompt_loader:</w:t>
+      </w:r>
+    </w:p>
+    <w:p>
+      <w:pPr>
+        <w:spacing w:after="0" w:before="0"/>
+      </w:pPr>
+      <w:r>
+        <w:rPr>
+          <w:rFonts w:ascii="Consolas" w:hAnsi="Consolas"/>
+          <w:color w:val="101010"/>
+          <w:sz w:val="18"/>
+        </w:rPr>
+        <w:t xml:space="preserve">    responses = trainer.generate(batch['input_ids'],</w:t>
+      </w:r>
+    </w:p>
+    <w:p>
+      <w:pPr>
+        <w:spacing w:after="0" w:before="0"/>
+      </w:pPr>
+      <w:r>
+        <w:rPr>
+          <w:rFonts w:ascii="Consolas" w:hAnsi="Consolas"/>
+          <w:color w:val="101010"/>
+          <w:sz w:val="18"/>
+        </w:rPr>
+        <w:t xml:space="preserve">                                 max_new_tokens=128)</w:t>
+      </w:r>
+    </w:p>
+    <w:p>
+      <w:pPr>
+        <w:spacing w:after="0" w:before="0"/>
+      </w:pPr>
+      <w:r>
+        <w:rPr>
+          <w:rFonts w:ascii="Consolas" w:hAnsi="Consolas"/>
+          <w:color w:val="101010"/>
+          <w:sz w:val="18"/>
+        </w:rPr>
+        <w:t xml:space="preserve">    rewards = reward_model.score(batch['query'], responses)</w:t>
+      </w:r>
+    </w:p>
+    <w:p>
+      <w:pPr>
+        <w:spacing w:after="0" w:before="0"/>
+      </w:pPr>
+      <w:r>
+        <w:rPr>
+          <w:rFonts w:ascii="Consolas" w:hAnsi="Consolas"/>
+          <w:color w:val="101010"/>
+          <w:sz w:val="18"/>
+        </w:rPr>
+        <w:t xml:space="preserve">    stats = trainer.step(batch['input_ids'], responses, rewards)</w:t>
+      </w:r>
+    </w:p>
+    <w:p>
+      <w:pPr>
+        <w:spacing w:after="0" w:before="0"/>
+      </w:pPr>
+      <w:r>
+        <w:rPr>
+          <w:rFonts w:ascii="Consolas" w:hAnsi="Consolas"/>
+          <w:color w:val="101010"/>
+          <w:sz w:val="18"/>
+        </w:rPr>
+        <w:t xml:space="preserve">    log(stats['objective/kl'], rewards.mean())</w:t>
+      </w:r>
+    </w:p>
+    <w:p>
+      <w:pPr>
+        <w:spacing w:after="0" w:before="0"/>
+      </w:pPr>
+      <w:r>
+        <w:rPr>
+          <w:rFonts w:ascii="Consolas" w:hAnsi="Consolas"/>
+          <w:color w:val="101010"/>
+          <w:sz w:val="18"/>
+        </w:rPr>
+        <w:t xml:space="preserve"> </w:t>
       </w:r>
     </w:p>
     <w:p>
@@ -233,7 +388,7 @@
           <w:color w:val="333333"/>
           <w:sz w:val="22"/>
         </w:rPr>
-        <w:t>all deliverables present in the submission folder</w:t>
+        <w:t>reward-model pairwise accuracy &gt;= 70 percent on held-out pairs</w:t>
       </w:r>
     </w:p>
     <w:p>
@@ -245,7 +400,7 @@
           <w:color w:val="333333"/>
           <w:sz w:val="22"/>
         </w:rPr>
-        <w:t>code runs end-to-end without modification</w:t>
+        <w:t>mean reward rises across PPO steps while KL stays under the target</w:t>
       </w:r>
     </w:p>
     <w:p>
@@ -257,7 +412,19 @@
           <w:color w:val="333333"/>
           <w:sz w:val="22"/>
         </w:rPr>
-        <w:t>results match the expected ranges in the rubric</w:t>
+        <w:t>win rate vs the base model &gt;= 60 percent on 100 prompts (LLM judge)</w:t>
+      </w:r>
+    </w:p>
+    <w:p>
+      <w:pPr>
+        <w:pStyle w:val="ListBullet"/>
+      </w:pPr>
+      <w:r>
+        <w:rPr>
+          <w:color w:val="333333"/>
+          <w:sz w:val="22"/>
+        </w:rPr>
+        <w:t>no degeneration: response length and distinct-2 stay in range</w:t>
       </w:r>
     </w:p>
     <w:p>
